--- a/pr-preview/pr-265/chapters/defining-terms-tracked-changes.docx
+++ b/pr-preview/pr-265/chapters/defining-terms-tracked-changes.docx
@@ -26,7 +26,7 @@
       </w:pPr>
       <w:ins w:id="2" w:author="PR Preview" w:date="2026-01-01T00:00:00Z">
         <w:r>
-          <w:t xml:space="preserve">Last modified: 2026-10-17 02:16:00 (PDT)</w:t>
+          <w:t xml:space="preserve">Last modified: 2026-10-17 02:23:51 (PDT)</w:t>
         </w:r>
       </w:ins>
     </w:p>
@@ -5723,20 +5723,20 @@
         </w:r>
       </w:ins>
       <m:oMath>
-        <m:r>
-          <m:t>g</m:t>
-        </m:r>
-        <m:r>
-          <m:t>​</m:t>
-        </m:r>
-        <m:d>
-          <m:dPr>
-            <m:begChr m:val="("/>
-            <m:sepChr m:val=""/>
-            <m:endChr m:val=")"/>
-            <m:grow/>
-          </m:dPr>
+        <m:sSub>
           <m:e>
+            <m:acc>
+              <m:accPr>
+                <m:chr m:val="̂"/>
+              </m:accPr>
+              <m:e>
+                <m:r>
+                  <m:t>y</m:t>
+                </m:r>
+              </m:e>
+            </m:acc>
+          </m:e>
+          <m:sub>
             <m:sSub>
               <m:e>
                 <m:r>
@@ -5757,11 +5757,8 @@
                 </m:r>
               </m:sub>
             </m:sSub>
-          </m:e>
-        </m:d>
-        <m:r>
-          <m:t>​</m:t>
-        </m:r>
+          </m:sub>
+        </m:sSub>
       </m:oMath>
       <w:ins w:id="104" w:author="PR Preview" w:date="2026-01-01T00:00:00Z">
         <w:r>
@@ -5857,7 +5854,7 @@
       </w:ins>
       <w:ins w:id="119" w:author="PR Preview" w:date="2026-01-01T00:00:00Z">
         <w:r>
-          <w:t xml:space="preserve">as the predicted-value bullet below suppresses the covariate value.</w:t>
+          <w:t xml:space="preserve">the symbol that the predicted-value bullet below builds on.</w:t>
         </w:r>
       </w:ins>
       <w:ins w:id="120" w:author="PR Preview" w:date="2026-01-01T00:00:00Z">

--- a/pr-preview/pr-265/chapters/defining-terms-tracked-changes.docx
+++ b/pr-preview/pr-265/chapters/defining-terms-tracked-changes.docx
@@ -16,7 +16,7 @@
       </w:pPr>
       <w:del w:id="1" w:author="PR Preview" w:date="2026-01-01T00:00:00Z">
         <w:r>
-          <w:delText xml:space="preserve">Last modified: 2026-10-17 02:10:28 (PDT)</w:delText>
+          <w:delText xml:space="preserve">Last modified: 2026-10-17 02:34:34 (PDT)</w:delText>
         </w:r>
       </w:del>
     </w:p>
@@ -26,7 +26,7 @@
       </w:pPr>
       <w:ins w:id="2" w:author="PR Preview" w:date="2026-01-01T00:00:00Z">
         <w:r>
-          <w:t xml:space="preserve">Last modified: 2026-10-17 02:23:51 (PDT)</w:t>
+          <w:t xml:space="preserve">Last modified: 2026-10-17 02:34:53 (PDT)</w:t>
         </w:r>
       </w:ins>
     </w:p>

--- a/pr-preview/pr-265/chapters/defining-terms-tracked-changes.docx
+++ b/pr-preview/pr-265/chapters/defining-terms-tracked-changes.docx
@@ -16,7 +16,7 @@
       </w:pPr>
       <w:del w:id="1" w:author="PR Preview" w:date="2026-01-01T00:00:00Z">
         <w:r>
-          <w:delText xml:space="preserve">Last modified: 2026-10-17 02:34:34 (PDT)</w:delText>
+          <w:delText xml:space="preserve">Last modified: 2026-10-17 02:39:13 (PDT)</w:delText>
         </w:r>
       </w:del>
     </w:p>
@@ -26,7 +26,7 @@
       </w:pPr>
       <w:ins w:id="2" w:author="PR Preview" w:date="2026-01-01T00:00:00Z">
         <w:r>
-          <w:t xml:space="preserve">Last modified: 2026-10-17 02:34:53 (PDT)</w:t>
+          <w:t xml:space="preserve">Last modified: 2026-10-17 02:42:19 (PDT)</w:t>
         </w:r>
       </w:ins>
     </w:p>
@@ -6506,6 +6506,279 @@
       </m:oMath>
       <w:r>
         <w:t xml:space="preserve">.</w:t>
+      </w:r>
+    </w:p>
+    <w:p>
+      <w:pPr>
+        <w:numPr>
+          <w:ilvl w:val="0"/>
+          <w:numId w:val="1001"/>
+        </w:numPr>
+      </w:pPr>
+      <w:r>
+        <w:rPr>
+          <w:b/>
+          <w:bCs/>
+        </w:rPr>
+        <w:t xml:space="preserve">Apply a function to its argument with the macro’s f form:</w:t>
+      </w:r>
+      <w:r>
+        <w:t xml:space="preserve"> </w:t>
+      </w:r>
+      <w:r>
+        <w:t xml:space="preserve">Where a macro names a function, such as a fitting procedure,</w:t>
+      </w:r>
+      <w:r>
+        <w:t xml:space="preserve"> </w:t>
+      </w:r>
+      <w:r>
+        <w:t xml:space="preserve">the macro with an</w:t>
+      </w:r>
+      <w:r>
+        <w:t xml:space="preserve"> </w:t>
+      </w:r>
+      <w:r>
+        <w:rPr>
+          <w:rStyle w:val="VerbatimChar"/>
+        </w:rPr>
+        <w:t xml:space="preserve">f</w:t>
+      </w:r>
+      <w:r>
+        <w:t xml:space="preserve"> </w:t>
+      </w:r>
+      <w:r>
+        <w:t xml:space="preserve">ending applies it to its argument,</w:t>
+      </w:r>
+      <w:r>
+        <w:t xml:space="preserve"> </w:t>
+      </w:r>
+      <w:r>
+        <w:t xml:space="preserve">so write the application with that macro and not with a hand-typed</w:t>
+      </w:r>
+      <w:r>
+        <w:t xml:space="preserve"> </w:t>
+      </w:r>
+      <w:r>
+        <w:rPr>
+          <w:rStyle w:val="VerbatimChar"/>
+        </w:rPr>
+        <w:t xml:space="preserve">\paren</w:t>
+      </w:r>
+      <w:r>
+        <w:t xml:space="preserve">.</w:t>
+      </w:r>
+      <w:r>
+        <w:t xml:space="preserve"> </w:t>
+      </w:r>
+      <w:r>
+        <w:t xml:space="preserve">For example, write</w:t>
+      </w:r>
+      <w:r>
+        <w:t xml:space="preserve"> </w:t>
+      </w:r>
+      <m:oMath>
+        <m:r>
+          <m:t>g</m:t>
+        </m:r>
+        <m:r>
+          <m:t>​</m:t>
+        </m:r>
+        <m:d>
+          <m:dPr>
+            <m:begChr m:val="("/>
+            <m:sepChr m:val=""/>
+            <m:endChr m:val=")"/>
+            <m:grow/>
+          </m:dPr>
+          <m:e>
+            <m:sSub>
+              <m:e>
+                <m:r>
+                  <m:rPr>
+                    <m:scr m:val="script"/>
+                    <m:sty m:val="p"/>
+                  </m:rPr>
+                  <m:t>D</m:t>
+                </m:r>
+              </m:e>
+              <m:sub>
+                <m:r>
+                  <m:rPr>
+                    <m:nor/>
+                    <m:sty m:val="p"/>
+                  </m:rPr>
+                  <m:t>train</m:t>
+                </m:r>
+              </m:sub>
+            </m:sSub>
+          </m:e>
+        </m:d>
+        <m:r>
+          <m:t>​</m:t>
+        </m:r>
+      </m:oMath>
+      <w:r>
+        <w:t xml:space="preserve"> </w:t>
+      </w:r>
+      <w:r>
+        <w:t xml:space="preserve">for the fitted model that</w:t>
+      </w:r>
+      <w:r>
+        <w:t xml:space="preserve"> </w:t>
+      </w:r>
+      <m:oMath>
+        <m:r>
+          <m:t>g</m:t>
+        </m:r>
+      </m:oMath>
+      <w:r>
+        <w:t xml:space="preserve"> </w:t>
+      </w:r>
+      <w:r>
+        <w:t xml:space="preserve">gives on the training set</w:t>
+      </w:r>
+      <w:r>
+        <w:t xml:space="preserve"> </w:t>
+      </w:r>
+      <m:oMath>
+        <m:sSub>
+          <m:e>
+            <m:r>
+              <m:rPr>
+                <m:scr m:val="script"/>
+                <m:sty m:val="p"/>
+              </m:rPr>
+              <m:t>D</m:t>
+            </m:r>
+          </m:e>
+          <m:sub>
+            <m:r>
+              <m:rPr>
+                <m:nor/>
+                <m:sty m:val="p"/>
+              </m:rPr>
+              <m:t>train</m:t>
+            </m:r>
+          </m:sub>
+        </m:sSub>
+      </m:oMath>
+      <w:r>
+        <w:t xml:space="preserve">,</w:t>
+      </w:r>
+      <w:r>
+        <w:t xml:space="preserve"> </w:t>
+      </w:r>
+      <w:r>
+        <w:t xml:space="preserve">and never</w:t>
+      </w:r>
+      <w:r>
+        <w:t xml:space="preserve"> </w:t>
+      </w:r>
+      <m:oMath>
+        <m:r>
+          <m:t>g</m:t>
+        </m:r>
+        <m:r>
+          <m:t>​</m:t>
+        </m:r>
+        <m:d>
+          <m:dPr>
+            <m:begChr m:val="("/>
+            <m:sepChr m:val=""/>
+            <m:endChr m:val=")"/>
+            <m:grow/>
+          </m:dPr>
+          <m:e>
+            <m:sSub>
+              <m:e>
+                <m:r>
+                  <m:rPr>
+                    <m:scr m:val="script"/>
+                    <m:sty m:val="p"/>
+                  </m:rPr>
+                  <m:t>D</m:t>
+                </m:r>
+              </m:e>
+              <m:sub>
+                <m:r>
+                  <m:rPr>
+                    <m:nor/>
+                    <m:sty m:val="p"/>
+                  </m:rPr>
+                  <m:t>train</m:t>
+                </m:r>
+              </m:sub>
+            </m:sSub>
+          </m:e>
+        </m:d>
+        <m:r>
+          <m:t>​</m:t>
+        </m:r>
+      </m:oMath>
+      <w:r>
+        <w:t xml:space="preserve">.</w:t>
+      </w:r>
+      <w:r>
+        <w:t xml:space="preserve"> </w:t>
+      </w:r>
+      <w:r>
+        <w:t xml:space="preserve">Before adding an f form, check that no macro already prints the notation:</w:t>
+      </w:r>
+      <w:r>
+        <w:t xml:space="preserve"> </w:t>
+      </w:r>
+      <w:r>
+        <w:rPr>
+          <w:rStyle w:val="VerbatimChar"/>
+        </w:rPr>
+        <w:t xml:space="preserve">\candfitted{l}</w:t>
+      </w:r>
+      <w:r>
+        <w:t xml:space="preserve"> </w:t>
+      </w:r>
+      <w:r>
+        <w:t xml:space="preserve">already prints the fitted model of candidate</w:t>
+      </w:r>
+      <w:r>
+        <w:t xml:space="preserve"> </w:t>
+      </w:r>
+      <m:oMath>
+        <m:r>
+          <m:t>l</m:t>
+        </m:r>
+      </m:oMath>
+      <w:r>
+        <w:t xml:space="preserve">,</w:t>
+      </w:r>
+      <w:r>
+        <w:t xml:space="preserve"> </w:t>
+      </w:r>
+      <w:r>
+        <w:t xml:space="preserve">and a second macro for the same notation is not an f form.</w:t>
+      </w:r>
+      <w:r>
+        <w:t xml:space="preserve"> </w:t>
+      </w:r>
+      <w:r>
+        <w:t xml:space="preserve">When no macro prints the notation,</w:t>
+      </w:r>
+      <w:r>
+        <w:t xml:space="preserve"> </w:t>
+      </w:r>
+      <w:r>
+        <w:t xml:space="preserve">add the f form in the macros repository first,</w:t>
+      </w:r>
+      <w:r>
+        <w:t xml:space="preserve"> </w:t>
+      </w:r>
+      <w:r>
+        <w:t xml:space="preserve">then bump the pin and use it,</w:t>
+      </w:r>
+      <w:r>
+        <w:t xml:space="preserve"> </w:t>
+      </w:r>
+      <w:r>
+        <w:t xml:space="preserve">as for any new macro.</w:t>
       </w:r>
     </w:p>
     <w:p>
